--- a/03_Outputs/final scripts/ru/Module 9/9.0.0-ru.docx
+++ b/03_Outputs/final scripts/ru/Module 9/9.0.0-ru.docx
@@ -9,22 +9,22 @@
     </w:p>
     <w:p>
       <w:r>
-        <w:t xml:space="preserve">По всему миру переход к возобновляемым источникам энергии ускоряется, предлагая новые возможности для устойчивого развития, доступа к энергии и борьбы с климатическими изменениями. Однако во многих развивающихся странах путь к масштабированию чистой энергии формируется уникальными вызовами — особенно восприятием риска, которое может отпугнуть частные инвестиции и увеличить издержки.  </w:t>
+        <w:t xml:space="preserve">По всему миру переход к возобновляемым источникам энергии ускоряется, предлагая новые возможности для устойчивого развития, обеспечения энергетической доступности и борьбы с климатическими изменениями. Однако во многих развивающихся странах путь к масштабированию чистой энергии формируется уникальными вызовами — особенно восприятием риска, которое может отпугнуть частные инвестиции и увеличить издержки.  </w:t>
       </w:r>
     </w:p>
     <w:p>
       <w:r>
-        <w:t xml:space="preserve">Этот модуль знакомит вас с рамочной концепцией UNDP по снижению рисков при инвестициях в возобновляемую энергию (DREI) — системным подходом, предназначенным для выявления, оценки и устранения барьеров, ограничивающих инвестиции в возобновляемые источники энергии. Благодаря сочетанию глобальных трендов, теории риска и практических методов вы узнаете, как страны могут создавать благоприятные условия для солнечной, ветровой и других чистых технологий.  </w:t>
+        <w:t xml:space="preserve">Этот модуль знакомит вас с рамочной концепцией UNDP по снижению рисков при инвестициях в возобновляемую энергию (DREI) — системным подходом, предназначенным для выявления, оценки и устранения барьеров, ограничивающих инвестиции в возобновляемые источники энергии. Благодаря сочетанию глобальных трендов, теории рисков и практических методов вы узнаете, как страны могут создавать благоприятные условия для солнечной, ветровой и других чистых технологий.  </w:t>
       </w:r>
     </w:p>
     <w:p>
       <w:r>
-        <w:t xml:space="preserve">Мы рассмотрим последние данные о росте возобновляемой энергии в Глобальном Юге, разберем концепции, формирующие инвестиционные решения, и пошагово пройдемся по рамочной концепции DREI. В процессе вы столкнетесь с анализами сценариев и кейс-стади, иллюстрирующими, как целенаправленные государственные меры могут снизить риск, уменьшить стоимость капитала и открыть новые возможности для устойчивой энергетики.  </w:t>
+        <w:t xml:space="preserve">Мы рассмотрим последние данные о росте возобновляемой энергии в Глобальном Юге, разберем концепции, формирующие инвестиционные решения, и пошагово пройдемся по рамочной концепции DREI. В процессе вы столкнетесь с анализами сценариев и кейс-стади, иллюстрирующими, как целенаправленные государственные меры могут снизить риски, уменьшить стоимость капитала и открыть новые возможности для устойчивой энергетики.  </w:t>
       </w:r>
     </w:p>
     <w:p>
       <w:r>
-        <w:t xml:space="preserve">Будь вы политиком, инвестором или практиком, этот модуль вооружит вас знаниями и инструментами, необходимыми для продвижения энергетического перехода — чтобы чистая, доступная энергия стала реальностью для всех.  </w:t>
+        <w:t xml:space="preserve">Будь вы политиком, инвестором или практиком, этот модуль вооружит вас знаниями и инструментами, необходимыми для продвижения энергетического перехода — делая чистую, доступную энергию реальностью для всех.  </w:t>
       </w:r>
     </w:p>
     <w:p>
